--- a/_resume/Prateek_Anand_Resume_1page.docx
+++ b/_resume/Prateek_Anand_Resume_1page.docx
@@ -15,7 +15,7 @@
         <w:pStyle w:val="Contact"/>
       </w:pPr>
       <w:r>
-        <w:t xml:space="preserve">Los Angeles, CA | (408) 431 1325 | </w:t>
+        <w:t xml:space="preserve">Los Angeles, CA | (408) 431-1325 | </w:t>
       </w:r>
       <w:hyperlink w:history="1" r:id="rIdxrvvtjzzhy7tq30enhw-r">
         <w:r>
@@ -285,7 +285,7 @@
         <w:pStyle w:val="Bullet"/>
       </w:pPr>
       <w:r>
-        <w:t xml:space="preserve">Computational modeling and inference, refined model built using approximate bayesian computation to detect blood cancer early</w:t>
+        <w:t xml:space="preserve">Computational modeling and inference, refined model built using approximate Bayesian computation to detect blood cancer early</w:t>
       </w:r>
     </w:p>
     <w:p>
@@ -374,7 +374,7 @@
         <w:t xml:space="preserve">Prateek Anand</w:t>
       </w:r>
       <w:r>
-        <w:t xml:space="preserve">, ..., Paul C. Boutros. Metapipeline-DNA: A comprehensive germline &amp; somatic genomics Nextflow pipeline, </w:t>
+        <w:t xml:space="preserve">, ..., Paul C. Boutros. Metapipeline-DNA: A comprehensive germline and somatic genomics Nextflow pipeline, </w:t>
       </w:r>
       <w:r>
         <w:rPr>
@@ -440,7 +440,17 @@
         <w:t xml:space="preserve">Genome Research</w:t>
       </w:r>
       <w:r>
-        <w:t xml:space="preserve">, (2024).</w:t>
+        <w:t xml:space="preserve">, (2024). Also presented at </w:t>
+      </w:r>
+      <w:r>
+        <w:rPr>
+          <w:i/>
+          <w:iCs/>
+        </w:rPr>
+        <w:t xml:space="preserve">RECOMB</w:t>
+      </w:r>
+      <w:r>
+        <w:t xml:space="preserve"> (2024).</w:t>
       </w:r>
     </w:p>
     <w:p>
@@ -632,7 +642,7 @@
         <w:t xml:space="preserve">Programming &amp; Tools</w:t>
       </w:r>
       <w:r>
-        <w:t xml:space="preserve">: Python, C++, PyTorch, Scikit-learn, Numpy, Pandas, Git, Cluster Computing</w:t>
+        <w:t xml:space="preserve">: Python, C++, PyTorch, Scikit-learn, NumPy, Pandas, Git, Cluster Computing</w:t>
       </w:r>
     </w:p>
     <w:p>
@@ -735,7 +745,7 @@
         <w:t xml:space="preserve">UCLA Dean's Honors List:</w:t>
       </w:r>
       <w:r>
-        <w:t xml:space="preserve"> 6 quarters (2021 - 2023)</w:t>
+        <w:t xml:space="preserve"> 6 quarters (2020 - 2024)</w:t>
       </w:r>
     </w:p>
     <w:sectPr>

--- a/_resume/Prateek_Anand_Resume_1page.docx
+++ b/_resume/Prateek_Anand_Resume_1page.docx
@@ -742,10 +742,10 @@
           <w:b/>
           <w:bCs/>
         </w:rPr>
-        <w:t xml:space="preserve">UCLA Dean's Honors List:</w:t>
-      </w:r>
-      <w:r>
-        <w:t xml:space="preserve"> 6 quarters (2020 - 2024)</w:t>
+        <w:t xml:space="preserve">UCLA Dean's Honors List</w:t>
+      </w:r>
+      <w:r>
+        <w:t xml:space="preserve"> (2020 - 2024)</w:t>
       </w:r>
     </w:p>
     <w:sectPr>

--- a/_resume/Prateek_Anand_Resume_1page.docx
+++ b/_resume/Prateek_Anand_Resume_1page.docx
@@ -90,7 +90,7 @@
         <w:pStyle w:val="Bullet"/>
       </w:pPr>
       <w:r>
-        <w:t xml:space="preserve">Latest work, GPC (deep generative model for genetic data): </w:t>
+        <w:t xml:space="preserve">Recent work, GPC (deep generative model for genetic data): </w:t>
       </w:r>
       <w:r>
         <w:rPr>
@@ -225,7 +225,7 @@
         <w:pStyle w:val="Bullet"/>
       </w:pPr>
       <w:r>
-        <w:t xml:space="preserve">Developing discrete diffusion models and improved guidance methods for cell-type-specific regulatory DNA design</w:t>
+        <w:t xml:space="preserve">Developing discrete diffusion models and improved guidance methods for cell-type-specific enhancer design (under review)</w:t>
       </w:r>
     </w:p>
     <w:p>
@@ -234,6 +234,14 @@
       </w:pPr>
       <w:r>
         <w:t xml:space="preserve">Building deep generative models of genetic variation for synthetic data and imputation</w:t>
+      </w:r>
+    </w:p>
+    <w:p>
+      <w:pPr>
+        <w:pStyle w:val="Bullet"/>
+      </w:pPr>
+      <w:r>
+        <w:t xml:space="preserve">Developing ensemble machine learning approaches for imputing rare variants across diverse ancestries</w:t>
       </w:r>
     </w:p>
     <w:p>

--- a/_resume/Prateek_Anand_Resume_1page.docx
+++ b/_resume/Prateek_Anand_Resume_1page.docx
@@ -364,6 +364,69 @@
         <w:t xml:space="preserve">PLOS Genetics</w:t>
       </w:r>
       <w:r>
+        <w:t xml:space="preserve">, (2026). Also a </w:t>
+      </w:r>
+      <w:r>
+        <w:rPr>
+          <w:b/>
+          <w:bCs/>
+        </w:rPr>
+        <w:t xml:space="preserve">Top 10% Oral Spotlight</w:t>
+      </w:r>
+      <w:r>
+        <w:t xml:space="preserve"> at the </w:t>
+      </w:r>
+      <w:r>
+        <w:rPr>
+          <w:i/>
+          <w:iCs/>
+        </w:rPr>
+        <w:t xml:space="preserve">ICLR Gen</w:t>
+      </w:r>
+      <w:r>
+        <w:rPr>
+          <w:i/>
+          <w:iCs/>
+          <w:vertAlign w:val="superscript"/>
+        </w:rPr>
+        <w:t xml:space="preserve">2</w:t>
+      </w:r>
+      <w:r>
+        <w:rPr>
+          <w:i/>
+          <w:iCs/>
+        </w:rPr>
+        <w:t xml:space="preserve"> Workshop</w:t>
+      </w:r>
+      <w:r>
+        <w:t xml:space="preserve"> (2026).</w:t>
+      </w:r>
+    </w:p>
+    <w:p>
+      <w:pPr>
+        <w:pStyle w:val="PubBullet"/>
+      </w:pPr>
+      <w:r>
+        <w:t xml:space="preserve">Yash Patel*, Chenghao Zhu*, Takafumi N. Yamaguchi*, ..., </w:t>
+      </w:r>
+      <w:r>
+        <w:rPr>
+          <w:b/>
+          <w:bCs/>
+        </w:rPr>
+        <w:t xml:space="preserve">Prateek Anand</w:t>
+      </w:r>
+      <w:r>
+        <w:t xml:space="preserve">, ..., Paul C. Boutros. Metapipeline-DNA: A comprehensive germline and somatic genomics Nextflow pipeline, </w:t>
+      </w:r>
+      <w:r>
+        <w:rPr>
+          <w:i/>
+          <w:iCs/>
+        </w:rPr>
+        <w:t xml:space="preserve">Cell Reports Methods</w:t>
+      </w:r>
+      <w:r>
         <w:t xml:space="preserve">, (2026).</w:t>
       </w:r>
     </w:p>
@@ -372,7 +435,7 @@
         <w:pStyle w:val="PubBullet"/>
       </w:pPr>
       <w:r>
-        <w:t xml:space="preserve">Yash Patel*, Chenghao Zhu*, Takafumi N. Yamaguchi*, ..., </w:t>
+        <w:t xml:space="preserve">Boyang Fu*, Ali Pazokitoroudi*, ..., </w:t>
       </w:r>
       <w:r>
         <w:rPr>
@@ -382,138 +445,91 @@
         <w:t xml:space="preserve">Prateek Anand</w:t>
       </w:r>
       <w:r>
-        <w:t xml:space="preserve">, ..., Paul C. Boutros. Metapipeline-DNA: A comprehensive germline and somatic genomics Nextflow pipeline, </w:t>
-      </w:r>
-      <w:r>
-        <w:rPr>
-          <w:i/>
-          <w:iCs/>
-        </w:rPr>
-        <w:t xml:space="preserve">Cell Reports Methods</w:t>
+        <w:t xml:space="preserve">, ..., Sriram Sankararaman. A biobank-scale test of marginal epistasis reveals genome-wide signals of polygenic interaction effects, </w:t>
+      </w:r>
+      <w:r>
+        <w:rPr>
+          <w:i/>
+          <w:iCs/>
+        </w:rPr>
+        <w:t xml:space="preserve">Nature Genetics</w:t>
+      </w:r>
+      <w:r>
+        <w:t xml:space="preserve">, (2025).</w:t>
+      </w:r>
+    </w:p>
+    <w:p>
+      <w:pPr>
+        <w:pStyle w:val="PubBullet"/>
+      </w:pPr>
+      <w:r>
+        <w:t xml:space="preserve">Boyang Fu*, </w:t>
+      </w:r>
+      <w:r>
+        <w:rPr>
+          <w:b/>
+          <w:bCs/>
+        </w:rPr>
+        <w:t xml:space="preserve">Prateek Anand</w:t>
+      </w:r>
+      <w:r>
+        <w:t xml:space="preserve">*, Aakarsh Anand*, Joel Mefford, Sriram Sankararaman. A scalable adaptive quadratic kernel method for interpretable epistasis analysis in complex traits, </w:t>
+      </w:r>
+      <w:r>
+        <w:rPr>
+          <w:i/>
+          <w:iCs/>
+        </w:rPr>
+        <w:t xml:space="preserve">Genome Research</w:t>
+      </w:r>
+      <w:r>
+        <w:t xml:space="preserve">, (2024). Also presented at </w:t>
+      </w:r>
+      <w:r>
+        <w:rPr>
+          <w:i/>
+          <w:iCs/>
+        </w:rPr>
+        <w:t xml:space="preserve">RECOMB</w:t>
+      </w:r>
+      <w:r>
+        <w:t xml:space="preserve"> (2024).</w:t>
+      </w:r>
+    </w:p>
+    <w:p>
+      <w:pPr>
+        <w:pStyle w:val="SectionHeader"/>
+      </w:pPr>
+      <w:r>
+        <w:t xml:space="preserve">PREPRINTS</w:t>
+      </w:r>
+    </w:p>
+    <w:p>
+      <w:pPr>
+        <w:pStyle w:val="PubBullet"/>
+      </w:pPr>
+      <w:r>
+        <w:t xml:space="preserve">Moonseong Jeong, ..., </w:t>
+      </w:r>
+      <w:r>
+        <w:rPr>
+          <w:b/>
+          <w:bCs/>
+        </w:rPr>
+        <w:t xml:space="preserve">Prateek Anand</w:t>
+      </w:r>
+      <w:r>
+        <w:t xml:space="preserve">, ..., Sriram Sankararaman. Genome-wide LD scores enable robust heritability and genetic correlation estimation from summary statistics across genetic ancestries, </w:t>
+      </w:r>
+      <w:r>
+        <w:rPr>
+          <w:i/>
+          <w:iCs/>
+        </w:rPr>
+        <w:t xml:space="preserve">bioRxiv</w:t>
       </w:r>
       <w:r>
         <w:t xml:space="preserve">, (2026).</w:t>
-      </w:r>
-    </w:p>
-    <w:p>
-      <w:pPr>
-        <w:pStyle w:val="PubBullet"/>
-      </w:pPr>
-      <w:r>
-        <w:t xml:space="preserve">Boyang Fu*, Ali Pazokitoroudi*, ..., </w:t>
-      </w:r>
-      <w:r>
-        <w:rPr>
-          <w:b/>
-          <w:bCs/>
-        </w:rPr>
-        <w:t xml:space="preserve">Prateek Anand</w:t>
-      </w:r>
-      <w:r>
-        <w:t xml:space="preserve">, ..., Sriram Sankararaman. A biobank-scale test of marginal epistasis reveals genome-wide signals of polygenic interaction effects, </w:t>
-      </w:r>
-      <w:r>
-        <w:rPr>
-          <w:i/>
-          <w:iCs/>
-        </w:rPr>
-        <w:t xml:space="preserve">Nature Genetics</w:t>
-      </w:r>
-      <w:r>
-        <w:t xml:space="preserve">, (2025).</w:t>
-      </w:r>
-    </w:p>
-    <w:p>
-      <w:pPr>
-        <w:pStyle w:val="PubBullet"/>
-      </w:pPr>
-      <w:r>
-        <w:t xml:space="preserve">Boyang Fu*, </w:t>
-      </w:r>
-      <w:r>
-        <w:rPr>
-          <w:b/>
-          <w:bCs/>
-        </w:rPr>
-        <w:t xml:space="preserve">Prateek Anand</w:t>
-      </w:r>
-      <w:r>
-        <w:t xml:space="preserve">*, Aakarsh Anand*, Joel Mefford, Sriram Sankararaman. A scalable adaptive quadratic kernel method for interpretable epistasis analysis in complex traits, </w:t>
-      </w:r>
-      <w:r>
-        <w:rPr>
-          <w:i/>
-          <w:iCs/>
-        </w:rPr>
-        <w:t xml:space="preserve">Genome Research</w:t>
-      </w:r>
-      <w:r>
-        <w:t xml:space="preserve">, (2024). Also presented at </w:t>
-      </w:r>
-      <w:r>
-        <w:rPr>
-          <w:i/>
-          <w:iCs/>
-        </w:rPr>
-        <w:t xml:space="preserve">RECOMB</w:t>
-      </w:r>
-      <w:r>
-        <w:t xml:space="preserve"> (2024).</w:t>
-      </w:r>
-    </w:p>
-    <w:p>
-      <w:pPr>
-        <w:pStyle w:val="SectionHeader"/>
-      </w:pPr>
-      <w:r>
-        <w:t xml:space="preserve">PREPRINTS</w:t>
-      </w:r>
-    </w:p>
-    <w:p>
-      <w:pPr>
-        <w:pStyle w:val="PubBullet"/>
-      </w:pPr>
-      <w:r>
-        <w:rPr>
-          <w:b/>
-          <w:bCs/>
-        </w:rPr>
-        <w:t xml:space="preserve">Prateek Anand</w:t>
-      </w:r>
-      <w:r>
-        <w:t xml:space="preserve">, ..., Guy Van den Broeck*, Sriram Sankararaman*. GPC: Deep generative model of genetic variation data improves imputation accuracy in private populations, </w:t>
-      </w:r>
-      <w:r>
-        <w:rPr>
-          <w:i/>
-          <w:iCs/>
-        </w:rPr>
-        <w:t xml:space="preserve">ICLR Gen</w:t>
-      </w:r>
-      <w:r>
-        <w:rPr>
-          <w:i/>
-          <w:iCs/>
-          <w:vertAlign w:val="superscript"/>
-        </w:rPr>
-        <w:t xml:space="preserve">2</w:t>
-      </w:r>
-      <w:r>
-        <w:rPr>
-          <w:i/>
-          <w:iCs/>
-        </w:rPr>
-        <w:t xml:space="preserve"> Workshop</w:t>
-      </w:r>
-      <w:r>
-        <w:t xml:space="preserve">, (2026). </w:t>
-      </w:r>
-      <w:r>
-        <w:rPr>
-          <w:b/>
-          <w:bCs/>
-        </w:rPr>
-        <w:t xml:space="preserve">Top 10% Oral Spotlight Presentation.</w:t>
       </w:r>
     </w:p>
     <w:p>

--- a/_resume/Prateek_Anand_Resume_1page.docx
+++ b/_resume/Prateek_Anand_Resume_1page.docx
@@ -407,6 +407,34 @@
         <w:pStyle w:val="PubBullet"/>
       </w:pPr>
       <w:r>
+        <w:t xml:space="preserve">Moonseong Jeong, </w:t>
+      </w:r>
+      <w:r>
+        <w:rPr>
+          <w:b/>
+          <w:bCs/>
+        </w:rPr>
+        <w:t xml:space="preserve">Prateek Anand</w:t>
+      </w:r>
+      <w:r>
+        <w:t xml:space="preserve">, ..., Sriram Sankararaman. The Label is Not the Disease: Recognition Delay in Diagnosis Codes and Its Cost to EHR Case Finding, </w:t>
+      </w:r>
+      <w:r>
+        <w:rPr>
+          <w:i/>
+          <w:iCs/>
+        </w:rPr>
+        <w:t xml:space="preserve">Machine Learning for Health (ML4H)</w:t>
+      </w:r>
+      <w:r>
+        <w:t xml:space="preserve">, (2026).</w:t>
+      </w:r>
+    </w:p>
+    <w:p>
+      <w:pPr>
+        <w:pStyle w:val="PubBullet"/>
+      </w:pPr>
+      <w:r>
         <w:t xml:space="preserve">Yash Patel*, Chenghao Zhu*, Takafumi N. Yamaguchi*, ..., </w:t>
       </w:r>
       <w:r>
@@ -555,39 +583,6 @@
           <w:iCs/>
         </w:rPr>
         <w:t xml:space="preserve">bioRxiv</w:t>
-      </w:r>
-      <w:r>
-        <w:t xml:space="preserve">, (2025).</w:t>
-      </w:r>
-    </w:p>
-    <w:p>
-      <w:pPr>
-        <w:pStyle w:val="SectionHeader"/>
-      </w:pPr>
-      <w:r>
-        <w:t xml:space="preserve">PRESENTATIONS</w:t>
-      </w:r>
-    </w:p>
-    <w:p>
-      <w:pPr>
-        <w:pStyle w:val="PubBullet"/>
-      </w:pPr>
-      <w:r>
-        <w:rPr>
-          <w:b/>
-          <w:bCs/>
-        </w:rPr>
-        <w:t xml:space="preserve">Prateek Anand</w:t>
-      </w:r>
-      <w:r>
-        <w:t xml:space="preserve">, ..., Guy Van den Broeck*, Sriram Sankararaman*. Deep generative model of genetic variation data improves imputation accuracy in private populations, </w:t>
-      </w:r>
-      <w:r>
-        <w:rPr>
-          <w:i/>
-          <w:iCs/>
-        </w:rPr>
-        <w:t xml:space="preserve">American Society of Human Genetics</w:t>
       </w:r>
       <w:r>
         <w:t xml:space="preserve">, (2025).</w:t>
